--- a/data/ai_paras/AI_para_110.docx
+++ b/data/ai_paras/AI_para_110.docx
@@ -4,7 +4,7 @@
   <w:body>
     <w:p>
       <w:r>
-        <w:t>Jose and his mother’s case study portrays the delicate health issues due to their nutrition and lifestyle decisions. Analysis of this case study shows three major concerns: poor nutrition impact, sedentary lifestyle due to excessive screen time, and economic limitations. All these factors result in serious health consequences such as obesity in Jose and high blood pressure in his mother, indicating the need for focused interventions. Proposed interventions including nutrition education, affordable meal preparations, and exercise requirements provide the guiding framework to target these issues. In the future, in a setup of continuing monitoring along with the support from available community resources, proposed interventions can help Jose and his mother to bring a change in their nutrition and lifestyle choices. In the long term, it can lead to enhanced health conditions as well as well-being.</w:t>
+        <w:t>Fast-food addiction is clearly linked with Jose’s nutrition and its impact on his health. Jose follows a diet comprising high-calorie, low-nutrient fast foods that lack vitamins and minerals essential for growth and development. Such a diet increases his risk of obesity and other related diseases. Jose also leads a sedentary lifestyle, spending most of his time on his phone and playing video games that reduce physical activity and promote unhealthy weight gain. Jose’s mother also has fast food on a pretty regular basis. This worsens her already high blood pressure and reflects how health conditions are related to nutrition. Nutrition choices are made out of habit and convenience. Time-deprived and fast-food addicted, their choices have made them prone to diseases that could have easily been avoided. Their junk food diet shows how Jose and her mother can find it hard to lose weight, even if they intend to do it.</w:t>
       </w:r>
     </w:p>
     <w:sectPr>
